--- a/public/cc reserve.docx
+++ b/public/cc reserve.docx
@@ -135,7 +135,7 @@
                 <wp:positionV relativeFrom="paragraph">
                   <wp:posOffset>2344420</wp:posOffset>
                 </wp:positionV>
-                <wp:extent cx="1159510" cy="297180"/>
+                <wp:extent cx="1405255" cy="297180"/>
                 <wp:effectExtent l="0" t="0" r="0" b="0"/>
                 <wp:wrapNone/>
                 <wp:docPr id="2" name="Frame 35"/>
@@ -146,7 +146,7 @@
                       <wps:spPr>
                         <a:xfrm>
                           <a:off x="0" y="0"/>
-                          <a:ext cx="1159560" cy="297360"/>
+                          <a:ext cx="1405080" cy="297360"/>
                         </a:xfrm>
                         <a:prstGeom prst="rect">
                           <a:avLst/>
@@ -200,7 +200,7 @@
           </mc:Choice>
           <mc:Fallback>
             <w:pict>
-              <v:rect id="shape_0" ID="Frame 35" path="m0,0l-2147483645,0l-2147483645,-2147483646l0,-2147483646xe" fillcolor="white" stroked="f" o:allowincell="f" style="position:absolute;margin-left:138.3pt;margin-top:184.6pt;width:91.25pt;height:23.35pt;mso-wrap-style:square;v-text-anchor:top">
+              <v:rect id="shape_0" ID="Frame 35" path="m0,0l-2147483645,0l-2147483645,-2147483646l0,-2147483646xe" fillcolor="white" stroked="f" o:allowincell="f" style="position:absolute;margin-left:138.3pt;margin-top:184.6pt;width:110.6pt;height:23.35pt;mso-wrap-style:square;v-text-anchor:top">
                 <v:fill o:detectmouseclick="t" type="solid" color2="black"/>
                 <v:stroke color="#3465a4" joinstyle="round" endcap="flat"/>
                 <v:textbox>
@@ -244,7 +244,7 @@
                 <wp:positionV relativeFrom="paragraph">
                   <wp:posOffset>1954530</wp:posOffset>
                 </wp:positionV>
-                <wp:extent cx="915670" cy="297180"/>
+                <wp:extent cx="1033780" cy="297180"/>
                 <wp:effectExtent l="0" t="0" r="0" b="0"/>
                 <wp:wrapNone/>
                 <wp:docPr id="3" name="Frame 32"/>
@@ -255,7 +255,7 @@
                       <wps:spPr>
                         <a:xfrm>
                           <a:off x="0" y="0"/>
-                          <a:ext cx="915840" cy="297360"/>
+                          <a:ext cx="1033920" cy="297360"/>
                         </a:xfrm>
                         <a:prstGeom prst="rect">
                           <a:avLst/>
@@ -311,7 +311,7 @@
           </mc:Choice>
           <mc:Fallback>
             <w:pict>
-              <v:rect id="shape_0" ID="Frame 32" path="m0,0l-2147483645,0l-2147483645,-2147483646l0,-2147483646xe" fillcolor="white" stroked="f" o:allowincell="f" style="position:absolute;margin-left:265.85pt;margin-top:153.9pt;width:72.05pt;height:23.35pt;mso-wrap-style:square;v-text-anchor:top">
+              <v:rect id="shape_0" ID="Frame 32" path="m0,0l-2147483645,0l-2147483645,-2147483646l0,-2147483646xe" fillcolor="white" stroked="f" o:allowincell="f" style="position:absolute;margin-left:265.85pt;margin-top:153.9pt;width:81.35pt;height:23.35pt;mso-wrap-style:square;v-text-anchor:top">
                 <v:fill o:detectmouseclick="t" type="solid" color2="black"/>
                 <v:stroke color="#3465a4" joinstyle="round" endcap="flat"/>
                 <v:textbox>
@@ -355,9 +355,9 @@
                   <wp:posOffset>2647315</wp:posOffset>
                 </wp:positionH>
                 <wp:positionV relativeFrom="paragraph">
-                  <wp:posOffset>4963160</wp:posOffset>
+                  <wp:posOffset>4858385</wp:posOffset>
                 </wp:positionV>
-                <wp:extent cx="1275080" cy="419100"/>
+                <wp:extent cx="1275080" cy="523875"/>
                 <wp:effectExtent l="635" t="0" r="0" b="0"/>
                 <wp:wrapNone/>
                 <wp:docPr id="4" name="Frame 36"/>
@@ -368,7 +368,7 @@
                       <wps:spPr>
                         <a:xfrm>
                           <a:off x="0" y="0"/>
-                          <a:ext cx="1275120" cy="419040"/>
+                          <a:ext cx="1275120" cy="523800"/>
                         </a:xfrm>
                         <a:prstGeom prst="rect">
                           <a:avLst/>
@@ -394,10 +394,8 @@
                               <w:bidi w:val="0"/>
                               <w:jc w:val="left"/>
                               <w:rPr>
-                                <w:b/>
-                                <w:bCs/>
-                                <w:sz w:val="22"/>
-                                <w:szCs w:val="22"/>
+                                <w:sz w:val="20"/>
+                                <w:szCs w:val="20"/>
                               </w:rPr>
                             </w:pPr>
                             <w:r>
@@ -405,8 +403,8 @@
                                 <w:b/>
                                 <w:bCs/>
                                 <w:color w:val="000000"/>
-                                <w:sz w:val="22"/>
-                                <w:szCs w:val="22"/>
+                                <w:sz w:val="20"/>
+                                <w:szCs w:val="20"/>
                               </w:rPr>
                               <w:t>{examination}</w:t>
                             </w:r>
@@ -424,7 +422,7 @@
           </mc:Choice>
           <mc:Fallback>
             <w:pict>
-              <v:rect id="shape_0" ID="Frame 36" path="m0,0l-2147483645,0l-2147483645,-2147483646l0,-2147483646xe" fillcolor="white" stroked="f" o:allowincell="f" style="position:absolute;margin-left:208.45pt;margin-top:390.8pt;width:100.35pt;height:32.95pt;mso-wrap-style:square;v-text-anchor:top">
+              <v:rect id="shape_0" ID="Frame 36" path="m0,0l-2147483645,0l-2147483645,-2147483646l0,-2147483646xe" fillcolor="white" stroked="f" o:allowincell="f" style="position:absolute;margin-left:208.45pt;margin-top:382.55pt;width:100.35pt;height:41.2pt;mso-wrap-style:square;v-text-anchor:top">
                 <v:fill o:detectmouseclick="t" type="solid" color2="black"/>
                 <v:stroke color="#3465a4" joinstyle="round" endcap="flat"/>
                 <v:textbox>
@@ -435,10 +433,8 @@
                         <w:bidi w:val="0"/>
                         <w:jc w:val="left"/>
                         <w:rPr>
-                          <w:b/>
-                          <w:bCs/>
-                          <w:sz w:val="22"/>
-                          <w:szCs w:val="22"/>
+                          <w:sz w:val="20"/>
+                          <w:szCs w:val="20"/>
                         </w:rPr>
                       </w:pPr>
                       <w:r>
@@ -446,8 +442,8 @@
                           <w:b/>
                           <w:bCs/>
                           <w:color w:val="000000"/>
-                          <w:sz w:val="22"/>
-                          <w:szCs w:val="22"/>
+                          <w:sz w:val="20"/>
+                          <w:szCs w:val="20"/>
                         </w:rPr>
                         <w:t>{examination}</w:t>
                       </w:r>
@@ -922,7 +918,7 @@
                 <wp:positionV relativeFrom="paragraph">
                   <wp:posOffset>2992120</wp:posOffset>
                 </wp:positionV>
-                <wp:extent cx="1159510" cy="297180"/>
+                <wp:extent cx="1866265" cy="297180"/>
                 <wp:effectExtent l="0" t="0" r="0" b="0"/>
                 <wp:wrapNone/>
                 <wp:docPr id="9" name="Frame 2"/>
@@ -933,7 +929,7 @@
                       <wps:spPr>
                         <a:xfrm>
                           <a:off x="0" y="0"/>
-                          <a:ext cx="1159560" cy="297360"/>
+                          <a:ext cx="1866240" cy="297360"/>
                         </a:xfrm>
                         <a:prstGeom prst="rect">
                           <a:avLst/>
@@ -987,7 +983,7 @@
           </mc:Choice>
           <mc:Fallback>
             <w:pict>
-              <v:rect id="shape_0" ID="Frame 2" path="m0,0l-2147483645,0l-2147483645,-2147483646l0,-2147483646xe" fillcolor="white" stroked="f" o:allowincell="f" style="position:absolute;margin-left:474pt;margin-top:235.6pt;width:91.25pt;height:23.35pt;mso-wrap-style:square;v-text-anchor:top">
+              <v:rect id="shape_0" ID="Frame 2" path="m0,0l-2147483645,0l-2147483645,-2147483646l0,-2147483646xe" fillcolor="white" stroked="f" o:allowincell="f" style="position:absolute;margin-left:474pt;margin-top:235.6pt;width:146.9pt;height:23.35pt;mso-wrap-style:square;v-text-anchor:top">
                 <v:fill o:detectmouseclick="t" type="solid" color2="black"/>
                 <v:stroke color="#3465a4" joinstyle="round" endcap="flat"/>
                 <v:textbox>
@@ -1353,7 +1349,7 @@
               <wp:anchor behindDoc="0" distT="0" distB="0" distL="0" distR="0" simplePos="0" locked="0" layoutInCell="1" allowOverlap="1" relativeHeight="26">
                 <wp:simplePos x="0" y="0"/>
                 <wp:positionH relativeFrom="column">
-                  <wp:posOffset>9787890</wp:posOffset>
+                  <wp:posOffset>9730740</wp:posOffset>
                 </wp:positionH>
                 <wp:positionV relativeFrom="paragraph">
                   <wp:posOffset>5688965</wp:posOffset>
@@ -1423,7 +1419,7 @@
           </mc:Choice>
           <mc:Fallback>
             <w:pict>
-              <v:rect id="shape_0" ID="Frame 6" path="m0,0l-2147483645,0l-2147483645,-2147483646l0,-2147483646xe" fillcolor="white" stroked="f" o:allowincell="f" style="position:absolute;margin-left:770.7pt;margin-top:447.95pt;width:94.1pt;height:23.35pt;mso-wrap-style:square;v-text-anchor:top">
+              <v:rect id="shape_0" ID="Frame 6" path="m0,0l-2147483645,0l-2147483645,-2147483646l0,-2147483646xe" fillcolor="white" stroked="f" o:allowincell="f" style="position:absolute;margin-left:766.2pt;margin-top:447.95pt;width:94.1pt;height:23.35pt;mso-wrap-style:square;v-text-anchor:top">
                 <v:fill o:detectmouseclick="t" type="solid" color2="black"/>
                 <v:stroke color="#3465a4" joinstyle="round" endcap="flat"/>
                 <v:textbox>
@@ -1569,7 +1565,7 @@
     </w:p>
     <w:sectPr>
       <w:type w:val="nextPage"/>
-      <w:pgSz w:orient="landscape" w:w="19559" w:h="12200"/>
+      <w:pgSz w:orient="landscape" w:w="23811" w:h="12200"/>
       <w:pgMar w:left="0" w:right="0" w:gutter="0" w:header="0" w:top="0" w:footer="0" w:bottom="0"/>
       <w:pgNumType w:fmt="decimal"/>
       <w:formProt w:val="false"/>

--- a/public/cc reserve.docx
+++ b/public/cc reserve.docx
@@ -169,7 +169,7 @@
                           <w:p>
                             <w:pPr>
                               <w:pStyle w:val="FrameContents"/>
-                              <w:overflowPunct w:val="false"/>
+                              <w:overflowPunct w:val="true"/>
                               <w:bidi w:val="0"/>
                               <w:jc w:val="left"/>
                               <w:rPr>
@@ -208,7 +208,7 @@
                     <w:p>
                       <w:pPr>
                         <w:pStyle w:val="FrameContents"/>
-                        <w:overflowPunct w:val="false"/>
+                        <w:overflowPunct w:val="true"/>
                         <w:bidi w:val="0"/>
                         <w:jc w:val="left"/>
                         <w:rPr>
@@ -952,7 +952,7 @@
                           <w:p>
                             <w:pPr>
                               <w:pStyle w:val="FrameContents"/>
-                              <w:overflowPunct w:val="false"/>
+                              <w:overflowPunct w:val="true"/>
                               <w:bidi w:val="0"/>
                               <w:jc w:val="left"/>
                               <w:rPr>
@@ -991,7 +991,7 @@
                     <w:p>
                       <w:pPr>
                         <w:pStyle w:val="FrameContents"/>
-                        <w:overflowPunct w:val="false"/>
+                        <w:overflowPunct w:val="true"/>
                         <w:bidi w:val="0"/>
                         <w:jc w:val="left"/>
                         <w:rPr>
